--- a/小野町_引継ぎ_整理済/04_算定・見込量/小野町_障がい計画_国の動向の反映と手順の乖離_20261007.docx
+++ b/小野町_引継ぎ_整理済/04_算定・見込量/小野町_障がい計画_国の動向の反映と手順の乖離_20261007.docx
@@ -507,7 +507,7 @@
                 <w:i w:val="0"/>
                 <w:sz w:val="17"/>
               </w:rPr>
-              <w:t>北塩原村の見込量算定の6手順・MECEチェック・分母の規約</w:t>
+              <w:t>他団体の見込量算定の6手順・MECEチェック・分母の規約</w:t>
             </w:r>
           </w:p>
         </w:tc>
@@ -1928,7 +1928,7 @@
                 <w:i w:val="0"/>
                 <w:sz w:val="17"/>
               </w:rPr>
-              <w:t>北塩原村でも同じ置き方を採っている（基準年度据え置き）。①②がその市町村の規模で成り立たない場合の選択であり、採る理由を計画本文に書けば足りる。ただし実績0の9サービスは、0とした根拠を別に示す必要がある</w:t>
+              <w:t>他団体でも同じ置き方を採っている（基準年度据え置き）。①②がその市町村の規模で成り立たない場合の選択であり、採る理由を計画本文に書けば足りる。ただし実績0の9サービスは、0とした根拠を別に示す必要がある</w:t>
             </w:r>
           </w:p>
         </w:tc>
@@ -3101,7 +3101,7 @@
                 <w:i w:val="0"/>
                 <w:sz w:val="17"/>
               </w:rPr>
-              <w:t>となり、①②その他の方法を自由に選べる（北塩原村はこの扱い）。一部過疎であれば、就労継続支援A型（R5の5からR8の11へ）など伸びの大きいサービスで要件3に触れる可能性がある。判定の結果は、該当・非該当のいずれであっても計画本文に書き残す</w:t>
+              <w:t>となり、①②その他の方法を自由に選べる（他団体はこの扱い）。一部過疎であれば、就労継続支援A型（R5の5からR8の11へ）など伸びの大きいサービスで要件3に触れる可能性がある。判定の結果は、該当・非該当のいずれであっても計画本文に書き残す</w:t>
             </w:r>
           </w:p>
         </w:tc>
@@ -4024,7 +4024,7 @@
                 <w:i w:val="0"/>
                 <w:sz w:val="17"/>
               </w:rPr>
-              <w:t>別表第二 六の項は①従事者の確保又は資質の向上のための取組、②生産性向上、③経営基盤の確立、④当事者視点に立ったケアの充実（意思決定支援を含む）を挙げている。根拠はアンケートではなく、県の研修実績・圏域の事業所の状況・町の委託先の状況に置く。北塩原村では計画素案 第5章13として新設した</w:t>
+              <w:t>別表第二 六の項は①従事者の確保又は資質の向上のための取組、②生産性向上、③経営基盤の確立、④当事者視点に立ったケアの充実（意思決定支援を含む）を挙げている。根拠はアンケートではなく、県の研修実績・圏域の事業所の状況・町の委託先の状況に置く。他団体では計画素案 第5章13として新設した</w:t>
             </w:r>
           </w:p>
         </w:tc>
@@ -4064,7 +4064,7 @@
           <w:i w:val="0"/>
           <w:sz w:val="21"/>
         </w:rPr>
-        <w:t>北塩原村（claude/kitashiobara-disability-plan-order-36oyd1）で固めた見込量算定の手順と突き合わせました。</w:t>
+        <w:t>他団体（同じ受託者が別に扱っている村）で固めた見込量算定の手順と突き合わせました。</w:t>
       </w:r>
       <w:r>
         <w:rPr>
@@ -4073,7 +4073,7 @@
           <w:i w:val="0"/>
           <w:sz w:val="21"/>
         </w:rPr>
-        <w:t>小野町は回答数が多く、北塩原村でできなかったことができます。</w:t>
+        <w:t>小野町は回答数が多く、他団体でできなかったことができます。</w:t>
       </w:r>
       <w:r>
         <w:rPr>
@@ -4082,7 +4082,7 @@
           <w:i w:val="0"/>
           <w:sz w:val="21"/>
         </w:rPr>
-        <w:t>逆に、北塩原村で踏んだ手順が小野町にまだ入っていない箇所もあります。</w:t>
+        <w:t>逆に、他団体で踏んだ手順が小野町にまだ入っていない箇所もあります。</w:t>
       </w:r>
     </w:p>
     <w:p>
@@ -4169,7 +4169,7 @@
           <w:i w:val="0"/>
           <w:sz w:val="21"/>
         </w:rPr>
-        <w:t xml:space="preserve">　R8を年度途中値と確定できれば、基準年度を令和7年度に寄せる。北塩原村は令和7年度を基準年度とした。R8を使い続けるなら、どの月までの累計かを明示する</w:t>
+        <w:t xml:space="preserve">　R8を年度途中値と確定できれば、基準年度を令和7年度に寄せる。他団体は令和7年度を基準年度とした。R8を使い続けるなら、どの月までの累計かを明示する</w:t>
       </w:r>
     </w:p>
     <w:p>
@@ -4233,7 +4233,7 @@
           <w:i w:val="0"/>
           <w:sz w:val="21"/>
         </w:rPr>
-        <w:t xml:space="preserve">　列の意味が揃っておらず、読み手が値を量と取り違える余地がある。北塩原村では、請求件数と月平均利用者数を同じ表に並べたことによる誤読の余地を指摘し、表の直下に注記を置いた（短期入所は年3件で月平均0.25件、計画相談支援は年76件だが実利用者22人）</w:t>
+        <w:t xml:space="preserve">　列の意味が揃っておらず、読み手が値を量と取り違える余地がある。他団体では、請求件数と月平均利用者数を同じ表に並べたことによる誤読の余地を指摘し、表の直下に注記を置いた（他団体では、請求件数と月平均利用者数を同じ列に並べたことによる誤読の余地があった）</w:t>
       </w:r>
     </w:p>
     <w:p>
@@ -4320,7 +4320,7 @@
           <w:i w:val="0"/>
           <w:sz w:val="21"/>
         </w:rPr>
-        <w:t xml:space="preserve">　骨子案 表8は「実績0でも候補者の有無を確認し、0見込の根拠を記録する」と方針を書いており、方向は合っている。小野町は今期調査の回収が400件程度あるため、</w:t>
+        <w:t xml:space="preserve">　骨子案 表8は「実績0でも候補者の有無を確認し、0見込の根拠を記録する」と方針を書いており、方向は合っている。小野町は今期調査の有効回答が284件（障がい者259件・障がい児25件）あるため、</w:t>
       </w:r>
       <w:r>
         <w:rPr>
@@ -4338,7 +4338,7 @@
           <w:i w:val="0"/>
           <w:sz w:val="21"/>
         </w:rPr>
-        <w:t>。北塩原村は有効回答38件で、問27-2「内容をよく知らない」が全サービスで10.5〜23.7％あることを0見込の留保として示した</w:t>
+        <w:t>。他団体では回答数が少なく、「内容をよく知らない」という回答の割合を0見込の留保として示した</w:t>
       </w:r>
     </w:p>
     <w:p>
@@ -4425,7 +4425,7 @@
           <w:i w:val="0"/>
           <w:sz w:val="21"/>
         </w:rPr>
-        <w:t xml:space="preserve">　国の計画協議では「なぜその方法か」を問われる。北塩原村は3パターン（母数連動・トレンド延長・基準年度据え置き＋成果目標補正）を併記し、3か年給付費をパターンごとに示して採用値が幅の中にあることを示した</w:t>
+        <w:t xml:space="preserve">　国の計画協議では「なぜその方法か」を問われる。他団体は3パターン（母数連動・トレンド延長・基準年度据え置き＋成果目標補正）を併記し、3か年給付費をパターンごとに示して採用値が幅の中にあることを示した</w:t>
       </w:r>
     </w:p>
     <w:p>
@@ -4599,7 +4599,7 @@
           <w:i w:val="0"/>
           <w:sz w:val="21"/>
         </w:rPr>
-        <w:t xml:space="preserve">　人口比率型は年少人口の減少率で延ばす方法であり、年に数％の減少を表すものである。4割の減少は人口では説明できない。卒業による18歳到達、転出、事業所の受入状況のいずれかが効いている。北塩原村でも児童発達支援が令和5年度23件から令和7年度1件へ急減し、就学による放課後等デイサービスへの移行と見て村に照会した（確認中）</w:t>
+        <w:t xml:space="preserve">　人口比率型は年少人口の減少率で延ばす方法であり、年に数％の減少を表すものである。4割の減少は人口では説明できない。卒業による18歳到達、転出、事業所の受入状況のいずれかが効いている。他団体でも児童発達支援が令和5年度23件から令和7年度1件へ急減し、就学による放課後等デイサービスへの移行と見て村に照会した（確認中）</w:t>
       </w:r>
     </w:p>
     <w:p>
@@ -6798,7 +6798,7 @@
           <w:i w:val="0"/>
           <w:sz w:val="21"/>
         </w:rPr>
-        <w:t>・0としないなら、最低限の枠を置きます。北塩原村では、実績があるのに0としていたサービスを「実績あり・最低1人」として計上しました。</w:t>
+        <w:t>・0としないなら、最低限の枠を置きます。他団体では、実績があるのに0としていたサービスを「実績あり・最低1人」として計上しました。</w:t>
       </w:r>
     </w:p>
     <w:p>

--- a/小野町_引継ぎ_整理済/04_算定・見込量/小野町_障がい計画_国の動向の反映と手順の乖離_20261007.docx
+++ b/小野町_引継ぎ_整理済/04_算定・見込量/小野町_障がい計画_国の動向の反映と手順の乖離_20261007.docx
@@ -143,6 +143,7 @@
     </w:p>
     <w:p>
       <w:pPr>
+        <w:pStyle w:val="Heading1"/>
         <w:keepNext/>
         <w:spacing w:before="240" w:after="100"/>
       </w:pPr>
@@ -543,6 +544,7 @@
     </w:p>
     <w:p>
       <w:pPr>
+        <w:pStyle w:val="Heading2"/>
         <w:keepNext/>
         <w:spacing w:before="180" w:after="100"/>
       </w:pPr>
@@ -665,6 +667,7 @@
     </w:p>
     <w:p>
       <w:pPr>
+        <w:pStyle w:val="Heading1"/>
         <w:keepNext/>
         <w:spacing w:before="240" w:after="100"/>
       </w:pPr>
@@ -1404,6 +1407,7 @@
     </w:p>
     <w:p>
       <w:pPr>
+        <w:pStyle w:val="Heading1"/>
         <w:keepNext/>
         <w:spacing w:before="240" w:after="100"/>
       </w:pPr>
@@ -2046,6 +2050,7 @@
     </w:p>
     <w:p>
       <w:pPr>
+        <w:pStyle w:val="Heading1"/>
         <w:keepNext/>
         <w:spacing w:before="240" w:after="100"/>
       </w:pPr>
@@ -2096,6 +2101,7 @@
     </w:p>
     <w:p>
       <w:pPr>
+        <w:pStyle w:val="Heading2"/>
         <w:keepNext/>
         <w:spacing w:before="180" w:after="100"/>
       </w:pPr>
@@ -2375,6 +2381,7 @@
     </w:p>
     <w:p>
       <w:pPr>
+        <w:pStyle w:val="Heading2"/>
         <w:keepNext/>
         <w:spacing w:before="180" w:after="100"/>
       </w:pPr>
@@ -2654,6 +2661,7 @@
     </w:p>
     <w:p>
       <w:pPr>
+        <w:pStyle w:val="Heading1"/>
         <w:keepNext/>
         <w:spacing w:before="240" w:after="100"/>
       </w:pPr>
@@ -3152,6 +3160,7 @@
     </w:p>
     <w:p>
       <w:pPr>
+        <w:pStyle w:val="Heading1"/>
         <w:keepNext/>
         <w:spacing w:before="240" w:after="100"/>
       </w:pPr>
@@ -3648,6 +3657,7 @@
     </w:p>
     <w:p>
       <w:pPr>
+        <w:pStyle w:val="Heading1"/>
         <w:keepNext/>
         <w:spacing w:before="240" w:after="100"/>
       </w:pPr>
@@ -4037,6 +4047,7 @@
     </w:p>
     <w:p>
       <w:pPr>
+        <w:pStyle w:val="Heading1"/>
         <w:keepNext/>
         <w:spacing w:before="240" w:after="100"/>
       </w:pPr>
@@ -4087,6 +4098,7 @@
     </w:p>
     <w:p>
       <w:pPr>
+        <w:pStyle w:val="Heading2"/>
         <w:keepNext/>
         <w:spacing w:before="180" w:after="100"/>
       </w:pPr>
@@ -4174,6 +4186,7 @@
     </w:p>
     <w:p>
       <w:pPr>
+        <w:pStyle w:val="Heading2"/>
         <w:keepNext/>
         <w:spacing w:before="180" w:after="100"/>
       </w:pPr>
@@ -4261,6 +4274,7 @@
     </w:p>
     <w:p>
       <w:pPr>
+        <w:pStyle w:val="Heading2"/>
         <w:keepNext/>
         <w:spacing w:before="180" w:after="100"/>
       </w:pPr>
@@ -4366,6 +4380,7 @@
     </w:p>
     <w:p>
       <w:pPr>
+        <w:pStyle w:val="Heading2"/>
         <w:keepNext/>
         <w:spacing w:before="180" w:after="100"/>
       </w:pPr>
@@ -4453,6 +4468,7 @@
     </w:p>
     <w:p>
       <w:pPr>
+        <w:pStyle w:val="Heading2"/>
         <w:keepNext/>
         <w:spacing w:before="180" w:after="100"/>
       </w:pPr>
@@ -4540,6 +4556,7 @@
     </w:p>
     <w:p>
       <w:pPr>
+        <w:pStyle w:val="Heading2"/>
         <w:keepNext/>
         <w:spacing w:before="180" w:after="100"/>
       </w:pPr>
@@ -4627,6 +4644,7 @@
     </w:p>
     <w:p>
       <w:pPr>
+        <w:pStyle w:val="Heading1"/>
         <w:keepNext/>
         <w:spacing w:before="240" w:after="100"/>
       </w:pPr>
@@ -6818,6 +6836,7 @@
     </w:p>
     <w:p>
       <w:pPr>
+        <w:pStyle w:val="Heading1"/>
         <w:keepNext/>
         <w:spacing w:before="240" w:after="100"/>
       </w:pPr>
@@ -8761,6 +8780,7 @@
     </w:p>
     <w:p>
       <w:pPr>
+        <w:pStyle w:val="Heading2"/>
         <w:keepNext/>
         <w:spacing w:before="180" w:after="100"/>
       </w:pPr>
@@ -9927,6 +9947,7 @@
     <w:rPr>
       <w:rFonts w:ascii="游ゴシック" w:hAnsi="游ゴシック" w:eastAsia="游ゴシック"/>
       <w:sz w:val="21"/>
+      <w:lang w:val="en-US" w:eastAsia="ja-JP"/>
     </w:rPr>
   </w:style>
   <w:style w:type="paragraph" w:styleId="Header">
@@ -9984,15 +10005,17 @@
     <w:pPr>
       <w:keepNext/>
       <w:keepLines/>
-      <w:spacing w:before="480" w:after="0"/>
+      <w:spacing w:before="240" w:after="100"/>
+      <w:ind w:left="0" w:firstLine="0"/>
       <w:outlineLvl w:val="0"/>
     </w:pPr>
     <w:rPr>
-      <w:rFonts w:asciiTheme="majorHAnsi" w:eastAsiaTheme="majorEastAsia" w:hAnsiTheme="majorHAnsi" w:cstheme="majorBidi"/>
+      <w:rFonts w:asciiTheme="majorHAnsi" w:eastAsiaTheme="majorEastAsia" w:hAnsiTheme="majorHAnsi" w:cstheme="majorBidi" w:ascii="游ゴシック" w:hAnsi="游ゴシック" w:eastAsia="游ゴシック"/>
       <w:b/>
       <w:bCs/>
-      <w:color w:val="365F91" w:themeColor="accent1" w:themeShade="BF"/>
-      <w:sz w:val="28"/>
+      <w:i w:val="0"/>
+      <w:color w:val="2E74B5"/>
+      <w:sz w:val="30"/>
       <w:szCs w:val="28"/>
     </w:rPr>
   </w:style>
@@ -10008,15 +10031,17 @@
     <w:pPr>
       <w:keepNext/>
       <w:keepLines/>
-      <w:spacing w:before="200" w:after="0"/>
+      <w:spacing w:before="180" w:after="100"/>
+      <w:ind w:left="0" w:firstLine="0"/>
       <w:outlineLvl w:val="1"/>
     </w:pPr>
     <w:rPr>
-      <w:rFonts w:asciiTheme="majorHAnsi" w:eastAsiaTheme="majorEastAsia" w:hAnsiTheme="majorHAnsi" w:cstheme="majorBidi"/>
+      <w:rFonts w:asciiTheme="majorHAnsi" w:eastAsiaTheme="majorEastAsia" w:hAnsiTheme="majorHAnsi" w:cstheme="majorBidi" w:ascii="游ゴシック" w:hAnsi="游ゴシック" w:eastAsia="游ゴシック"/>
       <w:b/>
       <w:bCs/>
-      <w:color w:val="4F81BD" w:themeColor="accent1"/>
-      <w:sz w:val="26"/>
+      <w:i w:val="0"/>
+      <w:color w:val="2E74B5"/>
+      <w:sz w:val="25"/>
       <w:szCs w:val="26"/>
     </w:rPr>
   </w:style>
@@ -10032,14 +10057,17 @@
     <w:pPr>
       <w:keepNext/>
       <w:keepLines/>
-      <w:spacing w:before="200" w:after="0"/>
+      <w:spacing w:before="180" w:after="80"/>
+      <w:ind w:left="0" w:firstLine="0"/>
       <w:outlineLvl w:val="2"/>
     </w:pPr>
     <w:rPr>
-      <w:rFonts w:asciiTheme="majorHAnsi" w:eastAsiaTheme="majorEastAsia" w:hAnsiTheme="majorHAnsi" w:cstheme="majorBidi"/>
+      <w:rFonts w:asciiTheme="majorHAnsi" w:eastAsiaTheme="majorEastAsia" w:hAnsiTheme="majorHAnsi" w:cstheme="majorBidi" w:ascii="游ゴシック" w:hAnsi="游ゴシック" w:eastAsia="游ゴシック"/>
       <w:b/>
       <w:bCs/>
-      <w:color w:val="4F81BD" w:themeColor="accent1"/>
+      <w:i w:val="0"/>
+      <w:color w:val="1F4D78"/>
+      <w:sz w:val="22"/>
     </w:rPr>
   </w:style>
   <w:style w:type="paragraph" w:styleId="Heading4">

--- a/小野町_引継ぎ_整理済/04_算定・見込量/小野町_障がい計画_国の動向の反映と手順の乖離_20261007.docx
+++ b/小野町_引継ぎ_整理済/04_算定・見込量/小野町_障がい計画_国の動向の反映と手順の乖離_20261007.docx
@@ -437,6 +437,7 @@
           </w:tcPr>
           <w:p>
             <w:pPr>
+              <w:keepNext/>
               <w:spacing w:before="20" w:after="20"/>
             </w:pPr>
             <w:r>
@@ -457,6 +458,7 @@
           </w:tcPr>
           <w:p>
             <w:pPr>
+              <w:keepNext/>
               <w:spacing w:before="20" w:after="20"/>
             </w:pPr>
             <w:r>
@@ -1187,6 +1189,7 @@
           </w:tcPr>
           <w:p>
             <w:pPr>
+              <w:keepNext/>
               <w:spacing w:before="20" w:after="20"/>
             </w:pPr>
             <w:r>
@@ -1207,6 +1210,7 @@
           </w:tcPr>
           <w:p>
             <w:pPr>
+              <w:keepNext/>
               <w:spacing w:before="20" w:after="20"/>
             </w:pPr>
             <w:r>
@@ -1227,6 +1231,7 @@
           </w:tcPr>
           <w:p>
             <w:pPr>
+              <w:keepNext/>
               <w:spacing w:before="20" w:after="20"/>
             </w:pPr>
             <w:r>
@@ -1247,6 +1252,7 @@
           </w:tcPr>
           <w:p>
             <w:pPr>
+              <w:keepNext/>
               <w:spacing w:before="20" w:after="20"/>
             </w:pPr>
             <w:r>
@@ -1863,6 +1869,7 @@
           </w:tcPr>
           <w:p>
             <w:pPr>
+              <w:keepNext/>
               <w:spacing w:before="20" w:after="20"/>
             </w:pPr>
             <w:r>
@@ -1883,6 +1890,7 @@
           </w:tcPr>
           <w:p>
             <w:pPr>
+              <w:keepNext/>
               <w:spacing w:before="20" w:after="20"/>
             </w:pPr>
             <w:r>
@@ -1903,6 +1911,7 @@
           </w:tcPr>
           <w:p>
             <w:pPr>
+              <w:keepNext/>
               <w:spacing w:before="20" w:after="20"/>
             </w:pPr>
             <w:r>
@@ -1923,6 +1932,7 @@
           </w:tcPr>
           <w:p>
             <w:pPr>
+              <w:keepNext/>
               <w:spacing w:before="20" w:after="20"/>
             </w:pPr>
             <w:r>
@@ -2297,6 +2307,7 @@
           </w:tcPr>
           <w:p>
             <w:pPr>
+              <w:keepNext/>
               <w:spacing w:before="20" w:after="20"/>
             </w:pPr>
             <w:r>
@@ -2317,6 +2328,7 @@
           </w:tcPr>
           <w:p>
             <w:pPr>
+              <w:keepNext/>
               <w:spacing w:before="20" w:after="20"/>
             </w:pPr>
             <w:r>
@@ -2577,6 +2589,7 @@
           </w:tcPr>
           <w:p>
             <w:pPr>
+              <w:keepNext/>
               <w:spacing w:before="20" w:after="20"/>
             </w:pPr>
             <w:r>
@@ -2597,6 +2610,7 @@
           </w:tcPr>
           <w:p>
             <w:pPr>
+              <w:keepNext/>
               <w:spacing w:before="20" w:after="20"/>
             </w:pPr>
             <w:r>
@@ -2980,6 +2994,7 @@
           </w:tcPr>
           <w:p>
             <w:pPr>
+              <w:keepNext/>
               <w:spacing w:before="20" w:after="20"/>
             </w:pPr>
             <w:r>
@@ -3000,6 +3015,7 @@
           </w:tcPr>
           <w:p>
             <w:pPr>
+              <w:keepNext/>
               <w:spacing w:before="20" w:after="20"/>
             </w:pPr>
             <w:r>
@@ -3020,6 +3036,7 @@
           </w:tcPr>
           <w:p>
             <w:pPr>
+              <w:keepNext/>
               <w:spacing w:before="20" w:after="20"/>
             </w:pPr>
             <w:r>
@@ -3452,6 +3469,7 @@
           </w:tcPr>
           <w:p>
             <w:pPr>
+              <w:keepNext/>
               <w:spacing w:before="20" w:after="20"/>
             </w:pPr>
             <w:r>
@@ -3472,6 +3490,7 @@
           </w:tcPr>
           <w:p>
             <w:pPr>
+              <w:keepNext/>
               <w:spacing w:before="20" w:after="20"/>
             </w:pPr>
             <w:r>
@@ -3492,6 +3511,7 @@
           </w:tcPr>
           <w:p>
             <w:pPr>
+              <w:keepNext/>
               <w:spacing w:before="20" w:after="20"/>
             </w:pPr>
             <w:r>
@@ -3512,6 +3532,7 @@
           </w:tcPr>
           <w:p>
             <w:pPr>
+              <w:keepNext/>
               <w:spacing w:before="20" w:after="20"/>
             </w:pPr>
             <w:r>
@@ -3945,6 +3966,7 @@
           </w:tcPr>
           <w:p>
             <w:pPr>
+              <w:keepNext/>
               <w:spacing w:before="20" w:after="20"/>
             </w:pPr>
             <w:r>
@@ -3965,6 +3987,7 @@
           </w:tcPr>
           <w:p>
             <w:pPr>
+              <w:keepNext/>
               <w:spacing w:before="20" w:after="20"/>
             </w:pPr>
             <w:r>

--- a/小野町_引継ぎ_整理済/04_算定・見込量/小野町_障がい計画_国の動向の反映と手順の乖離_20261007.docx
+++ b/小野町_引継ぎ_整理済/04_算定・見込量/小野町_障がい計画_国の動向の反映と手順の乖離_20261007.docx
@@ -9311,6 +9311,7 @@
           </w:tcPr>
           <w:p>
             <w:pPr>
+              <w:keepNext/>
               <w:spacing w:before="20" w:after="20"/>
             </w:pPr>
             <w:r>
@@ -9331,6 +9332,7 @@
           </w:tcPr>
           <w:p>
             <w:pPr>
+              <w:keepNext/>
               <w:spacing w:before="20" w:after="20"/>
             </w:pPr>
             <w:r>
@@ -9351,6 +9353,7 @@
           </w:tcPr>
           <w:p>
             <w:pPr>
+              <w:keepNext/>
               <w:spacing w:before="20" w:after="20"/>
             </w:pPr>
             <w:r>

--- a/小野町_引継ぎ_整理済/04_算定・見込量/小野町_障がい計画_国の動向の反映と手順の乖離_20261007.docx
+++ b/小野町_引継ぎ_整理済/04_算定・見込量/小野町_障がい計画_国の動向の反映と手順の乖離_20261007.docx
@@ -1085,7 +1085,7 @@
                 <w:i w:val="0"/>
                 <w:sz w:val="17"/>
               </w:rPr>
-              <w:t>医療的ケア者（成人）を新設し、医療的ケア児等＝児＋者とする。医療的ケア児支援センターを医療的ケア児等支援センターに、協議の場を医療的ケア児等支援地域協議会（法第18条の2第1項）に改める</w:t>
+              <w:t>18歳以上の医療的ケア児等を新設し、医療的ケア児等＝児＋者とする。医療的ケア児支援センターを医療的ケア児等支援センターに、協議の場を医療的ケア児等支援地域協議会（法第18条の2第1項）に改める</w:t>
             </w:r>
           </w:p>
         </w:tc>
@@ -3205,7 +3205,7 @@
           <w:i w:val="0"/>
           <w:sz w:val="21"/>
         </w:rPr>
-        <w:t>令和8年8月19日の改正案は、医療的ケア者（成人）を新設し、医療的ケア児等を児と者の両方を指す語に改めるものです。成果目標の立て方と用語に効きます。</w:t>
+        <w:t>令和8年8月19日の改正案は、18歳以上の医療的ケア児等を新設し、医療的ケア児等を児と者の両方を指す語に改めるものです。成果目標の立て方と用語に効きます。</w:t>
       </w:r>
     </w:p>
     <w:p>
@@ -3500,7 +3500,7 @@
                 <w:i w:val="0"/>
                 <w:sz w:val="17"/>
               </w:rPr>
-              <w:t>医療的ケア児等＝医療的ケア児＋医療的ケア者（成人）</w:t>
+              <w:t>医療的ケア児等＝医療的ケア児＋18歳以上の方</w:t>
             </w:r>
           </w:p>
         </w:tc>
@@ -3602,7 +3602,7 @@
                 <w:i w:val="0"/>
                 <w:sz w:val="17"/>
               </w:rPr>
-              <w:t>医療的ケア者（成人）が対象に加わることの計画への影響</w:t>
+              <w:t>18歳以上の医療的ケア児等が対象に加わることの計画への影響</w:t>
             </w:r>
           </w:p>
         </w:tc>
@@ -3664,7 +3664,43 @@
           <w:i w:val="0"/>
           <w:sz w:val="21"/>
         </w:rPr>
-        <w:t>骨子案 第2版の実測では、「医療的ケア児等コーディネーター」4か所、「医療的ケア児コーディネーター」（旧表記）0か所、「医療的ケア者」1か所です。</w:t>
+        <w:t>骨子案 第2版の実測では、「医療的ケア児等コーディネーター」4か所、「医療的ケア児コーディネーター」（旧表記）0か所、</w:t>
+      </w:r>
+      <w:r>
+        <w:rPr>
+          <w:rFonts w:ascii="游ゴシック" w:hAnsi="游ゴシック" w:eastAsia="游ゴシック"/>
+          <w:b/>
+          <w:i w:val="0"/>
+          <w:sz w:val="21"/>
+        </w:rPr>
+        <w:t>法律にない語「医療的ケア者」</w:t>
+      </w:r>
+      <w:r>
+        <w:rPr>
+          <w:rFonts w:ascii="游ゴシック" w:hAnsi="游ゴシック" w:eastAsia="游ゴシック"/>
+          <w:b w:val="0"/>
+          <w:i w:val="0"/>
+          <w:sz w:val="21"/>
+        </w:rPr>
+        <w:t>0か所です。</w:t>
+      </w:r>
+      <w:r>
+        <w:rPr>
+          <w:rFonts w:ascii="游ゴシック" w:hAnsi="游ゴシック" w:eastAsia="游ゴシック"/>
+          <w:b/>
+          <w:i w:val="0"/>
+          <w:sz w:val="21"/>
+        </w:rPr>
+        <w:t>法律の語は「医療的ケア児等」です</w:t>
+      </w:r>
+      <w:r>
+        <w:rPr>
+          <w:rFonts w:ascii="游ゴシック" w:hAnsi="游ゴシック" w:eastAsia="游ゴシック"/>
+          <w:b w:val="0"/>
+          <w:i w:val="0"/>
+          <w:sz w:val="21"/>
+        </w:rPr>
+        <w:t>（医療的ケア児等及び重症心身障害者並びにそれらの家族に対する支援に関する法律第2条第3項。18歳以上の方を含みます）。</w:t>
       </w:r>
       <w:r>
         <w:rPr>

--- a/小野町_引継ぎ_整理済/04_算定・見込量/小野町_障がい計画_国の動向の反映と手順の乖離_20261007.docx
+++ b/小野町_引継ぎ_整理済/04_算定・見込量/小野町_障がい計画_国の動向の反映と手順の乖離_20261007.docx
@@ -3664,7 +3664,7 @@
           <w:i w:val="0"/>
           <w:sz w:val="21"/>
         </w:rPr>
-        <w:t>骨子案 第2版の実測では、「医療的ケア児等コーディネーター」4か所、「医療的ケア児コーディネーター」（旧表記）0か所、</w:t>
+        <w:t>骨子案 第2版の実測では、「医療的ケア児等コーディネーター」4か所、「医療的ケア児コーディネーター」（旧表記）0か所、「医療的ケア者」0か所です。</w:t>
       </w:r>
       <w:r>
         <w:rPr>
@@ -3673,25 +3673,7 @@
           <w:i w:val="0"/>
           <w:sz w:val="21"/>
         </w:rPr>
-        <w:t>法律にない語「医療的ケア者」</w:t>
-      </w:r>
-      <w:r>
-        <w:rPr>
-          <w:rFonts w:ascii="游ゴシック" w:hAnsi="游ゴシック" w:eastAsia="游ゴシック"/>
-          <w:b w:val="0"/>
-          <w:i w:val="0"/>
-          <w:sz w:val="21"/>
-        </w:rPr>
-        <w:t>0か所です。</w:t>
-      </w:r>
-      <w:r>
-        <w:rPr>
-          <w:rFonts w:ascii="游ゴシック" w:hAnsi="游ゴシック" w:eastAsia="游ゴシック"/>
-          <w:b/>
-          <w:i w:val="0"/>
-          <w:sz w:val="21"/>
-        </w:rPr>
-        <w:t>法律の語は「医療的ケア児等」です</w:t>
+        <w:t>本件は法律の語「医療的ケア児等」にそろえています</w:t>
       </w:r>
       <w:r>
         <w:rPr>
